--- a/docs/program/waves/WAVE_03_ACCEPTANCE/evidence/document-visual-day34-20260828/raport-drd-org-a.docx
+++ b/docs/program/waves/WAVE_03_ACCEPTANCE/evidence/document-visual-day34-20260828/raport-drd-org-a.docx
@@ -345,7 +345,7 @@
                 <w:i w:val="false"/>
                 <w:iCs w:val="false"/>
               </w:rPr>
-              <w:t xml:space="preserve">session-day34-data-5173bb63</w:t>
+              <w:t xml:space="preserve">session-day34-data-52efe624</w:t>
             </w:r>
           </w:p>
         </w:tc>
